--- a/PKM-RE/AISYAH CURRENTS_UNESA_PKM-RE.docx
+++ b/PKM-RE/AISYAH CURRENTS_UNESA_PKM-RE.docx
@@ -20296,7 +20296,7 @@
 </file>
 
 <file path=customXml/itemProps1.xml><?xml version="1.0" encoding="utf-8"?>
-<ds:datastoreItem xmlns:ds="http://schemas.openxmlformats.org/officeDocument/2006/customXml" ds:itemID="{D4BED756-3081-4DB8-9B18-2E282F74FDC6}">
+<ds:datastoreItem xmlns:ds="http://schemas.openxmlformats.org/officeDocument/2006/customXml" ds:itemID="{C7C81940-F786-46E9-9AE0-418E5B96A0AD}">
   <ds:schemaRefs>
     <ds:schemaRef ds:uri="http://schemas.openxmlformats.org/officeDocument/2006/bibliography"/>
   </ds:schemaRefs>
